--- a/实验报告word版（12完成，34待补充）.docx
+++ b/实验报告word版（12完成，34待补充）.docx
@@ -426,6 +426,7 @@
     <w:p>
       <w:pPr>
         <w:numPr>
+          <w:ilvl w:val="0"/>
           <w:numId w:val="0"/>
         </w:numPr>
         <w:rPr>
@@ -448,6 +449,7 @@
     <w:p>
       <w:pPr>
         <w:numPr>
+          <w:ilvl w:val="0"/>
           <w:numId w:val="0"/>
         </w:numPr>
         <w:rPr>
@@ -461,6 +463,7 @@
     <w:p>
       <w:pPr>
         <w:numPr>
+          <w:ilvl w:val="0"/>
           <w:numId w:val="0"/>
         </w:numPr>
         <w:rPr>
@@ -483,6 +486,7 @@
     <w:p>
       <w:pPr>
         <w:numPr>
+          <w:ilvl w:val="0"/>
           <w:numId w:val="0"/>
         </w:numPr>
         <w:rPr>
@@ -505,6 +509,7 @@
     <w:p>
       <w:pPr>
         <w:numPr>
+          <w:ilvl w:val="0"/>
           <w:numId w:val="0"/>
         </w:numPr>
         <w:rPr>
@@ -527,6 +532,7 @@
     <w:p>
       <w:pPr>
         <w:numPr>
+          <w:ilvl w:val="0"/>
           <w:numId w:val="0"/>
         </w:numPr>
         <w:rPr>
@@ -549,6 +555,7 @@
     <w:p>
       <w:pPr>
         <w:numPr>
+          <w:ilvl w:val="0"/>
           <w:numId w:val="0"/>
         </w:numPr>
         <w:rPr>
@@ -562,6 +569,7 @@
     <w:p>
       <w:pPr>
         <w:numPr>
+          <w:ilvl w:val="0"/>
           <w:numId w:val="0"/>
         </w:numPr>
         <w:rPr>
@@ -584,6 +592,7 @@
     <w:p>
       <w:pPr>
         <w:numPr>
+          <w:ilvl w:val="0"/>
           <w:numId w:val="0"/>
         </w:numPr>
         <w:rPr>
@@ -597,6 +606,7 @@
     <w:p>
       <w:pPr>
         <w:numPr>
+          <w:ilvl w:val="0"/>
           <w:numId w:val="0"/>
         </w:numPr>
         <w:rPr>
@@ -631,7 +641,9 @@
         </w:tblBorders>
         <w:tblLayout w:type="autofit"/>
         <w:tblCellMar>
+          <w:top w:w="0" w:type="dxa"/>
           <w:left w:w="108" w:type="dxa"/>
+          <w:bottom w:w="0" w:type="dxa"/>
           <w:right w:w="108" w:type="dxa"/>
         </w:tblCellMar>
       </w:tblPr>
@@ -651,6 +663,12 @@
             <w:insideH w:val="single" w:color="auto" w:sz="4" w:space="0"/>
             <w:insideV w:val="single" w:color="auto" w:sz="4" w:space="0"/>
           </w:tblBorders>
+          <w:tblCellMar>
+            <w:top w:w="0" w:type="dxa"/>
+            <w:left w:w="108" w:type="dxa"/>
+            <w:bottom w:w="0" w:type="dxa"/>
+            <w:right w:w="108" w:type="dxa"/>
+          </w:tblCellMar>
         </w:tblPrEx>
         <w:tc>
           <w:tcPr>
@@ -659,6 +677,7 @@
           <w:p>
             <w:pPr>
               <w:numPr>
+                <w:ilvl w:val="0"/>
                 <w:numId w:val="0"/>
               </w:numPr>
               <w:jc w:val="left"/>
@@ -685,6 +704,7 @@
           <w:p>
             <w:pPr>
               <w:numPr>
+                <w:ilvl w:val="0"/>
                 <w:numId w:val="0"/>
               </w:numPr>
               <w:jc w:val="left"/>
@@ -711,6 +731,7 @@
           <w:p>
             <w:pPr>
               <w:numPr>
+                <w:ilvl w:val="0"/>
                 <w:numId w:val="0"/>
               </w:numPr>
               <w:jc w:val="left"/>
@@ -737,6 +758,7 @@
           <w:p>
             <w:pPr>
               <w:numPr>
+                <w:ilvl w:val="0"/>
                 <w:numId w:val="0"/>
               </w:numPr>
               <w:jc w:val="left"/>
@@ -768,7 +790,9 @@
             <w:insideV w:val="single" w:color="auto" w:sz="4" w:space="0"/>
           </w:tblBorders>
           <w:tblCellMar>
+            <w:top w:w="0" w:type="dxa"/>
             <w:left w:w="108" w:type="dxa"/>
+            <w:bottom w:w="0" w:type="dxa"/>
             <w:right w:w="108" w:type="dxa"/>
           </w:tblCellMar>
         </w:tblPrEx>
@@ -779,6 +803,7 @@
           <w:p>
             <w:pPr>
               <w:numPr>
+                <w:ilvl w:val="0"/>
                 <w:numId w:val="0"/>
               </w:numPr>
               <w:jc w:val="left"/>
@@ -805,6 +830,7 @@
           <w:p>
             <w:pPr>
               <w:numPr>
+                <w:ilvl w:val="0"/>
                 <w:numId w:val="0"/>
               </w:numPr>
               <w:jc w:val="left"/>
@@ -831,6 +857,7 @@
           <w:p>
             <w:pPr>
               <w:numPr>
+                <w:ilvl w:val="0"/>
                 <w:numId w:val="0"/>
               </w:numPr>
               <w:jc w:val="left"/>
@@ -857,6 +884,7 @@
           <w:p>
             <w:pPr>
               <w:numPr>
+                <w:ilvl w:val="0"/>
                 <w:numId w:val="0"/>
               </w:numPr>
               <w:jc w:val="left"/>
@@ -888,7 +916,9 @@
             <w:insideV w:val="single" w:color="auto" w:sz="4" w:space="0"/>
           </w:tblBorders>
           <w:tblCellMar>
+            <w:top w:w="0" w:type="dxa"/>
             <w:left w:w="108" w:type="dxa"/>
+            <w:bottom w:w="0" w:type="dxa"/>
             <w:right w:w="108" w:type="dxa"/>
           </w:tblCellMar>
         </w:tblPrEx>
@@ -899,6 +929,7 @@
           <w:p>
             <w:pPr>
               <w:numPr>
+                <w:ilvl w:val="0"/>
                 <w:numId w:val="0"/>
               </w:numPr>
               <w:jc w:val="left"/>
@@ -925,6 +956,7 @@
           <w:p>
             <w:pPr>
               <w:numPr>
+                <w:ilvl w:val="0"/>
                 <w:numId w:val="0"/>
               </w:numPr>
               <w:jc w:val="left"/>
@@ -951,6 +983,7 @@
           <w:p>
             <w:pPr>
               <w:numPr>
+                <w:ilvl w:val="0"/>
                 <w:numId w:val="0"/>
               </w:numPr>
               <w:jc w:val="left"/>
@@ -977,6 +1010,7 @@
           <w:p>
             <w:pPr>
               <w:numPr>
+                <w:ilvl w:val="0"/>
                 <w:numId w:val="0"/>
               </w:numPr>
               <w:jc w:val="left"/>
@@ -1008,7 +1042,9 @@
             <w:insideV w:val="single" w:color="auto" w:sz="4" w:space="0"/>
           </w:tblBorders>
           <w:tblCellMar>
+            <w:top w:w="0" w:type="dxa"/>
             <w:left w:w="108" w:type="dxa"/>
+            <w:bottom w:w="0" w:type="dxa"/>
             <w:right w:w="108" w:type="dxa"/>
           </w:tblCellMar>
         </w:tblPrEx>
@@ -1019,6 +1055,7 @@
           <w:p>
             <w:pPr>
               <w:numPr>
+                <w:ilvl w:val="0"/>
                 <w:numId w:val="0"/>
               </w:numPr>
               <w:jc w:val="left"/>
@@ -1045,6 +1082,7 @@
           <w:p>
             <w:pPr>
               <w:numPr>
+                <w:ilvl w:val="0"/>
                 <w:numId w:val="0"/>
               </w:numPr>
               <w:jc w:val="left"/>
@@ -1071,6 +1109,7 @@
           <w:p>
             <w:pPr>
               <w:numPr>
+                <w:ilvl w:val="0"/>
                 <w:numId w:val="0"/>
               </w:numPr>
               <w:jc w:val="left"/>
@@ -1097,6 +1136,7 @@
           <w:p>
             <w:pPr>
               <w:numPr>
+                <w:ilvl w:val="0"/>
                 <w:numId w:val="0"/>
               </w:numPr>
               <w:jc w:val="left"/>
@@ -1128,7 +1168,9 @@
             <w:insideV w:val="single" w:color="auto" w:sz="4" w:space="0"/>
           </w:tblBorders>
           <w:tblCellMar>
+            <w:top w:w="0" w:type="dxa"/>
             <w:left w:w="108" w:type="dxa"/>
+            <w:bottom w:w="0" w:type="dxa"/>
             <w:right w:w="108" w:type="dxa"/>
           </w:tblCellMar>
         </w:tblPrEx>
@@ -1139,6 +1181,7 @@
           <w:p>
             <w:pPr>
               <w:numPr>
+                <w:ilvl w:val="0"/>
                 <w:numId w:val="0"/>
               </w:numPr>
               <w:jc w:val="left"/>
@@ -1165,6 +1208,7 @@
           <w:p>
             <w:pPr>
               <w:numPr>
+                <w:ilvl w:val="0"/>
                 <w:numId w:val="0"/>
               </w:numPr>
               <w:jc w:val="left"/>
@@ -1191,6 +1235,7 @@
           <w:p>
             <w:pPr>
               <w:numPr>
+                <w:ilvl w:val="0"/>
                 <w:numId w:val="0"/>
               </w:numPr>
               <w:jc w:val="left"/>
@@ -1217,6 +1262,7 @@
           <w:p>
             <w:pPr>
               <w:numPr>
+                <w:ilvl w:val="0"/>
                 <w:numId w:val="0"/>
               </w:numPr>
               <w:jc w:val="left"/>
@@ -1248,7 +1294,9 @@
             <w:insideV w:val="single" w:color="auto" w:sz="4" w:space="0"/>
           </w:tblBorders>
           <w:tblCellMar>
+            <w:top w:w="0" w:type="dxa"/>
             <w:left w:w="108" w:type="dxa"/>
+            <w:bottom w:w="0" w:type="dxa"/>
             <w:right w:w="108" w:type="dxa"/>
           </w:tblCellMar>
         </w:tblPrEx>
@@ -1259,6 +1307,7 @@
           <w:p>
             <w:pPr>
               <w:numPr>
+                <w:ilvl w:val="0"/>
                 <w:numId w:val="0"/>
               </w:numPr>
               <w:jc w:val="left"/>
@@ -1285,6 +1334,7 @@
           <w:p>
             <w:pPr>
               <w:numPr>
+                <w:ilvl w:val="0"/>
                 <w:numId w:val="0"/>
               </w:numPr>
               <w:jc w:val="left"/>
@@ -1311,6 +1361,7 @@
           <w:p>
             <w:pPr>
               <w:numPr>
+                <w:ilvl w:val="0"/>
                 <w:numId w:val="0"/>
               </w:numPr>
               <w:jc w:val="left"/>
@@ -1337,6 +1388,7 @@
           <w:p>
             <w:pPr>
               <w:numPr>
+                <w:ilvl w:val="0"/>
                 <w:numId w:val="0"/>
               </w:numPr>
               <w:jc w:val="left"/>
@@ -1368,7 +1420,9 @@
             <w:insideV w:val="single" w:color="auto" w:sz="4" w:space="0"/>
           </w:tblBorders>
           <w:tblCellMar>
+            <w:top w:w="0" w:type="dxa"/>
             <w:left w:w="108" w:type="dxa"/>
+            <w:bottom w:w="0" w:type="dxa"/>
             <w:right w:w="108" w:type="dxa"/>
           </w:tblCellMar>
         </w:tblPrEx>
@@ -1379,6 +1433,7 @@
           <w:p>
             <w:pPr>
               <w:numPr>
+                <w:ilvl w:val="0"/>
                 <w:numId w:val="0"/>
               </w:numPr>
               <w:jc w:val="left"/>
@@ -1405,6 +1460,7 @@
           <w:p>
             <w:pPr>
               <w:numPr>
+                <w:ilvl w:val="0"/>
                 <w:numId w:val="0"/>
               </w:numPr>
               <w:jc w:val="left"/>
@@ -1431,6 +1487,7 @@
           <w:p>
             <w:pPr>
               <w:numPr>
+                <w:ilvl w:val="0"/>
                 <w:numId w:val="0"/>
               </w:numPr>
               <w:jc w:val="left"/>
@@ -1457,6 +1514,7 @@
           <w:p>
             <w:pPr>
               <w:numPr>
+                <w:ilvl w:val="0"/>
                 <w:numId w:val="0"/>
               </w:numPr>
               <w:jc w:val="left"/>
@@ -1488,7 +1546,9 @@
             <w:insideV w:val="single" w:color="auto" w:sz="4" w:space="0"/>
           </w:tblBorders>
           <w:tblCellMar>
+            <w:top w:w="0" w:type="dxa"/>
             <w:left w:w="108" w:type="dxa"/>
+            <w:bottom w:w="0" w:type="dxa"/>
             <w:right w:w="108" w:type="dxa"/>
           </w:tblCellMar>
         </w:tblPrEx>
@@ -1499,6 +1559,7 @@
           <w:p>
             <w:pPr>
               <w:numPr>
+                <w:ilvl w:val="0"/>
                 <w:numId w:val="0"/>
               </w:numPr>
               <w:jc w:val="left"/>
@@ -1525,6 +1586,7 @@
           <w:p>
             <w:pPr>
               <w:numPr>
+                <w:ilvl w:val="0"/>
                 <w:numId w:val="0"/>
               </w:numPr>
               <w:jc w:val="left"/>
@@ -1551,6 +1613,7 @@
           <w:p>
             <w:pPr>
               <w:numPr>
+                <w:ilvl w:val="0"/>
                 <w:numId w:val="0"/>
               </w:numPr>
               <w:jc w:val="left"/>
@@ -1577,6 +1640,7 @@
           <w:p>
             <w:pPr>
               <w:numPr>
+                <w:ilvl w:val="0"/>
                 <w:numId w:val="0"/>
               </w:numPr>
               <w:jc w:val="left"/>
@@ -1608,7 +1672,9 @@
             <w:insideV w:val="single" w:color="auto" w:sz="4" w:space="0"/>
           </w:tblBorders>
           <w:tblCellMar>
+            <w:top w:w="0" w:type="dxa"/>
             <w:left w:w="108" w:type="dxa"/>
+            <w:bottom w:w="0" w:type="dxa"/>
             <w:right w:w="108" w:type="dxa"/>
           </w:tblCellMar>
         </w:tblPrEx>
@@ -1619,6 +1685,7 @@
           <w:p>
             <w:pPr>
               <w:numPr>
+                <w:ilvl w:val="0"/>
                 <w:numId w:val="0"/>
               </w:numPr>
               <w:jc w:val="left"/>
@@ -1645,6 +1712,7 @@
           <w:p>
             <w:pPr>
               <w:numPr>
+                <w:ilvl w:val="0"/>
                 <w:numId w:val="0"/>
               </w:numPr>
               <w:jc w:val="left"/>
@@ -1671,6 +1739,7 @@
           <w:p>
             <w:pPr>
               <w:numPr>
+                <w:ilvl w:val="0"/>
                 <w:numId w:val="0"/>
               </w:numPr>
               <w:jc w:val="left"/>
@@ -1697,6 +1766,7 @@
           <w:p>
             <w:pPr>
               <w:numPr>
+                <w:ilvl w:val="0"/>
                 <w:numId w:val="0"/>
               </w:numPr>
               <w:jc w:val="left"/>
@@ -1728,7 +1798,9 @@
             <w:insideV w:val="single" w:color="auto" w:sz="4" w:space="0"/>
           </w:tblBorders>
           <w:tblCellMar>
+            <w:top w:w="0" w:type="dxa"/>
             <w:left w:w="108" w:type="dxa"/>
+            <w:bottom w:w="0" w:type="dxa"/>
             <w:right w:w="108" w:type="dxa"/>
           </w:tblCellMar>
         </w:tblPrEx>
@@ -1739,6 +1811,7 @@
           <w:p>
             <w:pPr>
               <w:numPr>
+                <w:ilvl w:val="0"/>
                 <w:numId w:val="0"/>
               </w:numPr>
               <w:jc w:val="left"/>
@@ -1765,6 +1838,7 @@
           <w:p>
             <w:pPr>
               <w:numPr>
+                <w:ilvl w:val="0"/>
                 <w:numId w:val="0"/>
               </w:numPr>
               <w:jc w:val="left"/>
@@ -1791,6 +1865,7 @@
           <w:p>
             <w:pPr>
               <w:numPr>
+                <w:ilvl w:val="0"/>
                 <w:numId w:val="0"/>
               </w:numPr>
               <w:jc w:val="left"/>
@@ -1817,6 +1892,7 @@
           <w:p>
             <w:pPr>
               <w:numPr>
+                <w:ilvl w:val="0"/>
                 <w:numId w:val="0"/>
               </w:numPr>
               <w:jc w:val="left"/>
@@ -1848,7 +1924,9 @@
             <w:insideV w:val="single" w:color="auto" w:sz="4" w:space="0"/>
           </w:tblBorders>
           <w:tblCellMar>
+            <w:top w:w="0" w:type="dxa"/>
             <w:left w:w="108" w:type="dxa"/>
+            <w:bottom w:w="0" w:type="dxa"/>
             <w:right w:w="108" w:type="dxa"/>
           </w:tblCellMar>
         </w:tblPrEx>
@@ -1859,6 +1937,7 @@
           <w:p>
             <w:pPr>
               <w:numPr>
+                <w:ilvl w:val="0"/>
                 <w:numId w:val="0"/>
               </w:numPr>
               <w:jc w:val="left"/>
@@ -1885,6 +1964,7 @@
           <w:p>
             <w:pPr>
               <w:numPr>
+                <w:ilvl w:val="0"/>
                 <w:numId w:val="0"/>
               </w:numPr>
               <w:jc w:val="left"/>
@@ -1911,6 +1991,7 @@
           <w:p>
             <w:pPr>
               <w:numPr>
+                <w:ilvl w:val="0"/>
                 <w:numId w:val="0"/>
               </w:numPr>
               <w:jc w:val="left"/>
@@ -1937,6 +2018,7 @@
           <w:p>
             <w:pPr>
               <w:numPr>
+                <w:ilvl w:val="0"/>
                 <w:numId w:val="0"/>
               </w:numPr>
               <w:jc w:val="left"/>
@@ -1968,7 +2050,9 @@
             <w:insideV w:val="single" w:color="auto" w:sz="4" w:space="0"/>
           </w:tblBorders>
           <w:tblCellMar>
+            <w:top w:w="0" w:type="dxa"/>
             <w:left w:w="108" w:type="dxa"/>
+            <w:bottom w:w="0" w:type="dxa"/>
             <w:right w:w="108" w:type="dxa"/>
           </w:tblCellMar>
         </w:tblPrEx>
@@ -1979,6 +2063,7 @@
           <w:p>
             <w:pPr>
               <w:numPr>
+                <w:ilvl w:val="0"/>
                 <w:numId w:val="0"/>
               </w:numPr>
               <w:jc w:val="left"/>
@@ -2005,6 +2090,7 @@
           <w:p>
             <w:pPr>
               <w:numPr>
+                <w:ilvl w:val="0"/>
                 <w:numId w:val="0"/>
               </w:numPr>
               <w:jc w:val="left"/>
@@ -2031,6 +2117,7 @@
           <w:p>
             <w:pPr>
               <w:numPr>
+                <w:ilvl w:val="0"/>
                 <w:numId w:val="0"/>
               </w:numPr>
               <w:jc w:val="left"/>
@@ -2057,6 +2144,7 @@
           <w:p>
             <w:pPr>
               <w:numPr>
+                <w:ilvl w:val="0"/>
                 <w:numId w:val="0"/>
               </w:numPr>
               <w:jc w:val="left"/>
@@ -2088,7 +2176,9 @@
             <w:insideV w:val="single" w:color="auto" w:sz="4" w:space="0"/>
           </w:tblBorders>
           <w:tblCellMar>
+            <w:top w:w="0" w:type="dxa"/>
             <w:left w:w="108" w:type="dxa"/>
+            <w:bottom w:w="0" w:type="dxa"/>
             <w:right w:w="108" w:type="dxa"/>
           </w:tblCellMar>
         </w:tblPrEx>
@@ -2099,6 +2189,7 @@
           <w:p>
             <w:pPr>
               <w:numPr>
+                <w:ilvl w:val="0"/>
                 <w:numId w:val="0"/>
               </w:numPr>
               <w:jc w:val="left"/>
@@ -2125,6 +2216,7 @@
           <w:p>
             <w:pPr>
               <w:numPr>
+                <w:ilvl w:val="0"/>
                 <w:numId w:val="0"/>
               </w:numPr>
               <w:jc w:val="left"/>
@@ -2151,6 +2243,7 @@
           <w:p>
             <w:pPr>
               <w:numPr>
+                <w:ilvl w:val="0"/>
                 <w:numId w:val="0"/>
               </w:numPr>
               <w:jc w:val="left"/>
@@ -2177,6 +2270,7 @@
           <w:p>
             <w:pPr>
               <w:numPr>
+                <w:ilvl w:val="0"/>
                 <w:numId w:val="0"/>
               </w:numPr>
               <w:jc w:val="left"/>
@@ -2208,7 +2302,9 @@
             <w:insideV w:val="single" w:color="auto" w:sz="4" w:space="0"/>
           </w:tblBorders>
           <w:tblCellMar>
+            <w:top w:w="0" w:type="dxa"/>
             <w:left w:w="108" w:type="dxa"/>
+            <w:bottom w:w="0" w:type="dxa"/>
             <w:right w:w="108" w:type="dxa"/>
           </w:tblCellMar>
         </w:tblPrEx>
@@ -2219,6 +2315,7 @@
           <w:p>
             <w:pPr>
               <w:numPr>
+                <w:ilvl w:val="0"/>
                 <w:numId w:val="0"/>
               </w:numPr>
               <w:jc w:val="left"/>
@@ -2245,6 +2342,7 @@
           <w:p>
             <w:pPr>
               <w:numPr>
+                <w:ilvl w:val="0"/>
                 <w:numId w:val="0"/>
               </w:numPr>
               <w:jc w:val="left"/>
@@ -2271,6 +2369,7 @@
           <w:p>
             <w:pPr>
               <w:numPr>
+                <w:ilvl w:val="0"/>
                 <w:numId w:val="0"/>
               </w:numPr>
               <w:jc w:val="left"/>
@@ -2297,6 +2396,7 @@
           <w:p>
             <w:pPr>
               <w:numPr>
+                <w:ilvl w:val="0"/>
                 <w:numId w:val="0"/>
               </w:numPr>
               <w:jc w:val="left"/>
@@ -2328,7 +2428,9 @@
             <w:insideV w:val="single" w:color="auto" w:sz="4" w:space="0"/>
           </w:tblBorders>
           <w:tblCellMar>
+            <w:top w:w="0" w:type="dxa"/>
             <w:left w:w="108" w:type="dxa"/>
+            <w:bottom w:w="0" w:type="dxa"/>
             <w:right w:w="108" w:type="dxa"/>
           </w:tblCellMar>
         </w:tblPrEx>
@@ -2339,6 +2441,7 @@
           <w:p>
             <w:pPr>
               <w:numPr>
+                <w:ilvl w:val="0"/>
                 <w:numId w:val="0"/>
               </w:numPr>
               <w:jc w:val="left"/>
@@ -2365,6 +2468,7 @@
           <w:p>
             <w:pPr>
               <w:numPr>
+                <w:ilvl w:val="0"/>
                 <w:numId w:val="0"/>
               </w:numPr>
               <w:jc w:val="left"/>
@@ -2391,6 +2495,7 @@
           <w:p>
             <w:pPr>
               <w:numPr>
+                <w:ilvl w:val="0"/>
                 <w:numId w:val="0"/>
               </w:numPr>
               <w:jc w:val="left"/>
@@ -2417,6 +2522,7 @@
           <w:p>
             <w:pPr>
               <w:numPr>
+                <w:ilvl w:val="0"/>
                 <w:numId w:val="0"/>
               </w:numPr>
               <w:jc w:val="left"/>
@@ -2448,7 +2554,9 @@
             <w:insideV w:val="single" w:color="auto" w:sz="4" w:space="0"/>
           </w:tblBorders>
           <w:tblCellMar>
+            <w:top w:w="0" w:type="dxa"/>
             <w:left w:w="108" w:type="dxa"/>
+            <w:bottom w:w="0" w:type="dxa"/>
             <w:right w:w="108" w:type="dxa"/>
           </w:tblCellMar>
         </w:tblPrEx>
@@ -2459,6 +2567,7 @@
           <w:p>
             <w:pPr>
               <w:numPr>
+                <w:ilvl w:val="0"/>
                 <w:numId w:val="0"/>
               </w:numPr>
               <w:jc w:val="left"/>
@@ -2485,6 +2594,7 @@
           <w:p>
             <w:pPr>
               <w:numPr>
+                <w:ilvl w:val="0"/>
                 <w:numId w:val="0"/>
               </w:numPr>
               <w:jc w:val="left"/>
@@ -2511,6 +2621,7 @@
           <w:p>
             <w:pPr>
               <w:numPr>
+                <w:ilvl w:val="0"/>
                 <w:numId w:val="0"/>
               </w:numPr>
               <w:jc w:val="left"/>
@@ -2537,6 +2648,7 @@
           <w:p>
             <w:pPr>
               <w:numPr>
+                <w:ilvl w:val="0"/>
                 <w:numId w:val="0"/>
               </w:numPr>
               <w:jc w:val="left"/>
@@ -2561,6 +2673,7 @@
     <w:p>
       <w:pPr>
         <w:numPr>
+          <w:ilvl w:val="0"/>
           <w:numId w:val="0"/>
         </w:numPr>
         <w:rPr>
@@ -2583,6 +2696,7 @@
     <w:p>
       <w:pPr>
         <w:numPr>
+          <w:ilvl w:val="0"/>
           <w:numId w:val="0"/>
         </w:numPr>
         <w:rPr>
@@ -2596,6 +2710,7 @@
     <w:p>
       <w:pPr>
         <w:numPr>
+          <w:ilvl w:val="0"/>
           <w:numId w:val="0"/>
         </w:numPr>
         <w:rPr>
@@ -2618,6 +2733,7 @@
     <w:p>
       <w:pPr>
         <w:numPr>
+          <w:ilvl w:val="0"/>
           <w:numId w:val="0"/>
         </w:numPr>
         <w:rPr>
@@ -2643,7 +2759,9 @@
         </w:tblBorders>
         <w:tblLayout w:type="autofit"/>
         <w:tblCellMar>
+          <w:top w:w="0" w:type="dxa"/>
           <w:left w:w="108" w:type="dxa"/>
+          <w:bottom w:w="0" w:type="dxa"/>
           <w:right w:w="108" w:type="dxa"/>
         </w:tblCellMar>
       </w:tblPr>
@@ -2663,7 +2781,9 @@
             <w:insideV w:val="single" w:color="auto" w:sz="4" w:space="0"/>
           </w:tblBorders>
           <w:tblCellMar>
+            <w:top w:w="0" w:type="dxa"/>
             <w:left w:w="108" w:type="dxa"/>
+            <w:bottom w:w="0" w:type="dxa"/>
             <w:right w:w="108" w:type="dxa"/>
           </w:tblCellMar>
         </w:tblPrEx>
@@ -2674,6 +2794,7 @@
           <w:p>
             <w:pPr>
               <w:numPr>
+                <w:ilvl w:val="0"/>
                 <w:numId w:val="0"/>
               </w:numPr>
               <w:rPr>
@@ -2699,6 +2820,7 @@
           <w:p>
             <w:pPr>
               <w:numPr>
+                <w:ilvl w:val="0"/>
                 <w:numId w:val="0"/>
               </w:numPr>
               <w:rPr>
@@ -2724,6 +2846,7 @@
           <w:p>
             <w:pPr>
               <w:numPr>
+                <w:ilvl w:val="0"/>
                 <w:numId w:val="0"/>
               </w:numPr>
               <w:rPr>
@@ -2754,7 +2877,9 @@
             <w:insideV w:val="single" w:color="auto" w:sz="4" w:space="0"/>
           </w:tblBorders>
           <w:tblCellMar>
+            <w:top w:w="0" w:type="dxa"/>
             <w:left w:w="108" w:type="dxa"/>
+            <w:bottom w:w="0" w:type="dxa"/>
             <w:right w:w="108" w:type="dxa"/>
           </w:tblCellMar>
         </w:tblPrEx>
@@ -2765,6 +2890,7 @@
           <w:p>
             <w:pPr>
               <w:numPr>
+                <w:ilvl w:val="0"/>
                 <w:numId w:val="0"/>
               </w:numPr>
               <w:rPr>
@@ -2790,6 +2916,7 @@
           <w:p>
             <w:pPr>
               <w:numPr>
+                <w:ilvl w:val="0"/>
                 <w:numId w:val="0"/>
               </w:numPr>
               <w:rPr>
@@ -2815,6 +2942,7 @@
           <w:p>
             <w:pPr>
               <w:numPr>
+                <w:ilvl w:val="0"/>
                 <w:numId w:val="0"/>
               </w:numPr>
               <w:rPr>
@@ -2845,7 +2973,9 @@
             <w:insideV w:val="single" w:color="auto" w:sz="4" w:space="0"/>
           </w:tblBorders>
           <w:tblCellMar>
+            <w:top w:w="0" w:type="dxa"/>
             <w:left w:w="108" w:type="dxa"/>
+            <w:bottom w:w="0" w:type="dxa"/>
             <w:right w:w="108" w:type="dxa"/>
           </w:tblCellMar>
         </w:tblPrEx>
@@ -2856,6 +2986,7 @@
           <w:p>
             <w:pPr>
               <w:numPr>
+                <w:ilvl w:val="0"/>
                 <w:numId w:val="0"/>
               </w:numPr>
               <w:rPr>
@@ -2881,6 +3012,7 @@
           <w:p>
             <w:pPr>
               <w:numPr>
+                <w:ilvl w:val="0"/>
                 <w:numId w:val="0"/>
               </w:numPr>
               <w:rPr>
@@ -2906,6 +3038,7 @@
           <w:p>
             <w:pPr>
               <w:numPr>
+                <w:ilvl w:val="0"/>
                 <w:numId w:val="0"/>
               </w:numPr>
               <w:rPr>
@@ -2936,7 +3069,9 @@
             <w:insideV w:val="single" w:color="auto" w:sz="4" w:space="0"/>
           </w:tblBorders>
           <w:tblCellMar>
+            <w:top w:w="0" w:type="dxa"/>
             <w:left w:w="108" w:type="dxa"/>
+            <w:bottom w:w="0" w:type="dxa"/>
             <w:right w:w="108" w:type="dxa"/>
           </w:tblCellMar>
         </w:tblPrEx>
@@ -2947,6 +3082,7 @@
           <w:p>
             <w:pPr>
               <w:numPr>
+                <w:ilvl w:val="0"/>
                 <w:numId w:val="0"/>
               </w:numPr>
               <w:rPr>
@@ -2972,6 +3108,7 @@
           <w:p>
             <w:pPr>
               <w:numPr>
+                <w:ilvl w:val="0"/>
                 <w:numId w:val="0"/>
               </w:numPr>
               <w:rPr>
@@ -2997,6 +3134,7 @@
           <w:p>
             <w:pPr>
               <w:numPr>
+                <w:ilvl w:val="0"/>
                 <w:numId w:val="0"/>
               </w:numPr>
               <w:rPr>
@@ -3027,7 +3165,9 @@
             <w:insideV w:val="single" w:color="auto" w:sz="4" w:space="0"/>
           </w:tblBorders>
           <w:tblCellMar>
+            <w:top w:w="0" w:type="dxa"/>
             <w:left w:w="108" w:type="dxa"/>
+            <w:bottom w:w="0" w:type="dxa"/>
             <w:right w:w="108" w:type="dxa"/>
           </w:tblCellMar>
         </w:tblPrEx>
@@ -3038,6 +3178,7 @@
           <w:p>
             <w:pPr>
               <w:numPr>
+                <w:ilvl w:val="0"/>
                 <w:numId w:val="0"/>
               </w:numPr>
               <w:rPr>
@@ -3063,6 +3204,7 @@
           <w:p>
             <w:pPr>
               <w:numPr>
+                <w:ilvl w:val="0"/>
                 <w:numId w:val="0"/>
               </w:numPr>
               <w:rPr>
@@ -3088,6 +3230,7 @@
           <w:p>
             <w:pPr>
               <w:numPr>
+                <w:ilvl w:val="0"/>
                 <w:numId w:val="0"/>
               </w:numPr>
               <w:rPr>
@@ -3118,7 +3261,9 @@
             <w:insideV w:val="single" w:color="auto" w:sz="4" w:space="0"/>
           </w:tblBorders>
           <w:tblCellMar>
+            <w:top w:w="0" w:type="dxa"/>
             <w:left w:w="108" w:type="dxa"/>
+            <w:bottom w:w="0" w:type="dxa"/>
             <w:right w:w="108" w:type="dxa"/>
           </w:tblCellMar>
         </w:tblPrEx>
@@ -3129,6 +3274,7 @@
           <w:p>
             <w:pPr>
               <w:numPr>
+                <w:ilvl w:val="0"/>
                 <w:numId w:val="0"/>
               </w:numPr>
               <w:rPr>
@@ -3154,6 +3300,7 @@
           <w:p>
             <w:pPr>
               <w:numPr>
+                <w:ilvl w:val="0"/>
                 <w:numId w:val="0"/>
               </w:numPr>
               <w:rPr>
@@ -3179,6 +3326,7 @@
           <w:p>
             <w:pPr>
               <w:numPr>
+                <w:ilvl w:val="0"/>
                 <w:numId w:val="0"/>
               </w:numPr>
               <w:rPr>
@@ -3209,7 +3357,9 @@
             <w:insideV w:val="single" w:color="auto" w:sz="4" w:space="0"/>
           </w:tblBorders>
           <w:tblCellMar>
+            <w:top w:w="0" w:type="dxa"/>
             <w:left w:w="108" w:type="dxa"/>
+            <w:bottom w:w="0" w:type="dxa"/>
             <w:right w:w="108" w:type="dxa"/>
           </w:tblCellMar>
         </w:tblPrEx>
@@ -3220,6 +3370,7 @@
           <w:p>
             <w:pPr>
               <w:numPr>
+                <w:ilvl w:val="0"/>
                 <w:numId w:val="0"/>
               </w:numPr>
               <w:rPr>
@@ -3245,6 +3396,7 @@
           <w:p>
             <w:pPr>
               <w:numPr>
+                <w:ilvl w:val="0"/>
                 <w:numId w:val="0"/>
               </w:numPr>
               <w:rPr>
@@ -3270,6 +3422,7 @@
           <w:p>
             <w:pPr>
               <w:numPr>
+                <w:ilvl w:val="0"/>
                 <w:numId w:val="0"/>
               </w:numPr>
               <w:rPr>
@@ -3300,7 +3453,9 @@
             <w:insideV w:val="single" w:color="auto" w:sz="4" w:space="0"/>
           </w:tblBorders>
           <w:tblCellMar>
+            <w:top w:w="0" w:type="dxa"/>
             <w:left w:w="108" w:type="dxa"/>
+            <w:bottom w:w="0" w:type="dxa"/>
             <w:right w:w="108" w:type="dxa"/>
           </w:tblCellMar>
         </w:tblPrEx>
@@ -3311,6 +3466,7 @@
           <w:p>
             <w:pPr>
               <w:numPr>
+                <w:ilvl w:val="0"/>
                 <w:numId w:val="0"/>
               </w:numPr>
               <w:rPr>
@@ -3336,6 +3492,7 @@
           <w:p>
             <w:pPr>
               <w:numPr>
+                <w:ilvl w:val="0"/>
                 <w:numId w:val="0"/>
               </w:numPr>
               <w:rPr>
@@ -3361,6 +3518,7 @@
           <w:p>
             <w:pPr>
               <w:numPr>
+                <w:ilvl w:val="0"/>
                 <w:numId w:val="0"/>
               </w:numPr>
               <w:rPr>
@@ -3384,6 +3542,7 @@
     <w:p>
       <w:pPr>
         <w:numPr>
+          <w:ilvl w:val="0"/>
           <w:numId w:val="0"/>
         </w:numPr>
         <w:rPr>
@@ -3400,23 +3559,13 @@
           <w:bCs w:val="0"/>
           <w:lang w:val="en-US" w:eastAsia="zh-CN"/>
         </w:rPr>
-        <w:t>训练时还使用了Mixup 增强：每个训练 batch 内随机混合两个样本的特征和标签，相当于生成了 400 个</w:t>
-      </w:r>
-      <w:bookmarkStart w:id="0" w:name="_GoBack"/>
-      <w:bookmarkEnd w:id="0"/>
-      <w:r>
-        <w:rPr>
-          <w:rFonts w:hint="eastAsia"/>
-          <w:b w:val="0"/>
-          <w:bCs w:val="0"/>
-          <w:lang w:val="en-US" w:eastAsia="zh-CN"/>
-        </w:rPr>
-        <w:t>有效训练样本（原始 200 个 + 增强 200 个）。</w:t>
+        <w:t>训练时还使用了Mixup 增强：每个训练 batch 内随机混合两个样本的特征和标签，相当于生成了 400 个有效训练样本（原始 200 个 + 增强 200 个）。</w:t>
       </w:r>
     </w:p>
     <w:p>
       <w:pPr>
         <w:numPr>
+          <w:ilvl w:val="0"/>
           <w:numId w:val="0"/>
         </w:numPr>
         <w:rPr>
@@ -3430,6 +3579,7 @@
     <w:p>
       <w:pPr>
         <w:numPr>
+          <w:ilvl w:val="0"/>
           <w:numId w:val="0"/>
         </w:numPr>
         <w:rPr>
@@ -3452,6 +3602,7 @@
     <w:p>
       <w:pPr>
         <w:numPr>
+          <w:ilvl w:val="0"/>
           <w:numId w:val="0"/>
         </w:numPr>
         <w:rPr>
@@ -3465,6 +3616,7 @@
     <w:p>
       <w:pPr>
         <w:numPr>
+          <w:ilvl w:val="0"/>
           <w:numId w:val="0"/>
         </w:numPr>
         <w:rPr>
@@ -3487,6 +3639,7 @@
     <w:p>
       <w:pPr>
         <w:numPr>
+          <w:ilvl w:val="0"/>
           <w:numId w:val="0"/>
         </w:numPr>
         <w:rPr>
@@ -3500,6 +3653,7 @@
     <w:p>
       <w:pPr>
         <w:numPr>
+          <w:ilvl w:val="0"/>
           <w:numId w:val="0"/>
         </w:numPr>
         <w:rPr>
@@ -3522,6 +3676,7 @@
     <w:p>
       <w:pPr>
         <w:numPr>
+          <w:ilvl w:val="0"/>
           <w:numId w:val="0"/>
         </w:numPr>
         <w:rPr>
@@ -3544,6 +3699,7 @@
     <w:p>
       <w:pPr>
         <w:numPr>
+          <w:ilvl w:val="0"/>
           <w:numId w:val="0"/>
         </w:numPr>
         <w:rPr>
@@ -3557,6 +3713,7 @@
     <w:p>
       <w:pPr>
         <w:numPr>
+          <w:ilvl w:val="0"/>
           <w:numId w:val="0"/>
         </w:numPr>
         <w:rPr>
@@ -3579,6 +3736,7 @@
     <w:p>
       <w:pPr>
         <w:numPr>
+          <w:ilvl w:val="0"/>
           <w:numId w:val="0"/>
         </w:numPr>
         <w:rPr>
@@ -3592,6 +3750,7 @@
     <w:p>
       <w:pPr>
         <w:numPr>
+          <w:ilvl w:val="0"/>
           <w:numId w:val="0"/>
         </w:numPr>
         <w:rPr>
@@ -3614,6 +3773,7 @@
     <w:p>
       <w:pPr>
         <w:numPr>
+          <w:ilvl w:val="0"/>
           <w:numId w:val="0"/>
         </w:numPr>
         <w:rPr>
@@ -3627,6 +3787,7 @@
     <w:p>
       <w:pPr>
         <w:numPr>
+          <w:ilvl w:val="0"/>
           <w:numId w:val="0"/>
         </w:numPr>
         <w:rPr>
@@ -3649,6 +3810,7 @@
     <w:p>
       <w:pPr>
         <w:numPr>
+          <w:ilvl w:val="0"/>
           <w:numId w:val="0"/>
         </w:numPr>
         <w:rPr>
@@ -3707,6 +3869,7 @@
     <w:p>
       <w:pPr>
         <w:numPr>
+          <w:ilvl w:val="0"/>
           <w:numId w:val="0"/>
         </w:numPr>
         <w:rPr>
@@ -3720,6 +3883,7 @@
     <w:p>
       <w:pPr>
         <w:numPr>
+          <w:ilvl w:val="0"/>
           <w:numId w:val="0"/>
         </w:numPr>
         <w:rPr>
@@ -3742,6 +3906,7 @@
     <w:p>
       <w:pPr>
         <w:numPr>
+          <w:ilvl w:val="0"/>
           <w:numId w:val="0"/>
         </w:numPr>
         <w:rPr>
@@ -3755,6 +3920,7 @@
     <w:p>
       <w:pPr>
         <w:numPr>
+          <w:ilvl w:val="0"/>
           <w:numId w:val="0"/>
         </w:numPr>
         <w:rPr>
@@ -3777,6 +3943,53 @@
     <w:p>
       <w:pPr>
         <w:numPr>
+          <w:ilvl w:val="0"/>
+          <w:numId w:val="0"/>
+        </w:numPr>
+        <w:rPr>
+          <w:rFonts w:hint="eastAsia"/>
+          <w:b w:val="0"/>
+          <w:bCs w:val="0"/>
+          <w:lang w:val="en-US" w:eastAsia="zh-CN"/>
+        </w:rPr>
+      </w:pPr>
+      <w:r>
+        <w:rPr>
+          <w:rFonts w:hint="eastAsia"/>
+          <w:b w:val="0"/>
+          <w:bCs w:val="0"/>
+          <w:lang w:val="en-US" w:eastAsia="zh-CN"/>
+        </w:rPr>
+        <w:t>混淆集中的数字：5、6、7、8、9 各自只有一个样本被正确识别（对角线值为 1），另一个样本被误判为其他数字，且误判形成一个闭环（5→6→3和7→8→9→5）。验证集每类仅2个样本，单点误判影响显著，整体准确率75%。该混淆模式可能源于小样本随机波动，而非固定的声学相似。</w:t>
+      </w:r>
+    </w:p>
+    <w:p>
+      <w:pPr>
+        <w:numPr>
+          <w:ilvl w:val="0"/>
+          <w:numId w:val="0"/>
+        </w:numPr>
+        <w:rPr>
+          <w:rFonts w:hint="eastAsia"/>
+          <w:b w:val="0"/>
+          <w:bCs w:val="0"/>
+          <w:lang w:val="en-US" w:eastAsia="zh-CN"/>
+        </w:rPr>
+      </w:pPr>
+      <w:r>
+        <w:rPr>
+          <w:rFonts w:hint="eastAsia"/>
+          <w:b w:val="0"/>
+          <w:bCs w:val="0"/>
+          <w:lang w:val="en-US" w:eastAsia="zh-CN"/>
+        </w:rPr>
+        <w:t>总体表现：矩阵对角线上的总和为 15（20 个样本中正确识别 15 个），总体准确率为 75%。模型未出现将所有样本判为同一类的极端错误，表明网络学到了有效的数字区分信息。</w:t>
+      </w:r>
+    </w:p>
+    <w:p>
+      <w:pPr>
+        <w:numPr>
+          <w:ilvl w:val="0"/>
           <w:numId w:val="0"/>
         </w:numPr>
         <w:rPr>
@@ -3790,28 +4003,30 @@
     <w:p>
       <w:pPr>
         <w:numPr>
+          <w:ilvl w:val="0"/>
           <w:numId w:val="0"/>
         </w:numPr>
         <w:rPr>
-          <w:rFonts w:hint="default"/>
+          <w:rFonts w:hint="eastAsia"/>
+          <w:b/>
+          <w:bCs/>
+          <w:lang w:val="en-US" w:eastAsia="zh-CN"/>
+        </w:rPr>
+      </w:pPr>
+      <w:r>
+        <w:rPr>
+          <w:rFonts w:hint="eastAsia"/>
           <w:b w:val="0"/>
           <w:bCs w:val="0"/>
           <w:lang w:val="en-US" w:eastAsia="zh-CN"/>
         </w:rPr>
-      </w:pPr>
-      <w:r>
-        <w:rPr>
-          <w:rFonts w:hint="eastAsia"/>
-          <w:b w:val="0"/>
-          <w:bCs w:val="0"/>
-          <w:lang w:val="en-US" w:eastAsia="zh-CN"/>
-        </w:rPr>
-        <w:t>混淆集中的数字：5、6、7、8、9 各自只有一个样本被正确识别（对角线值为 1），另一个样本被误判为其他数字，且误判形成一个闭环（5→6→3和7→8→9→5）。验证集每类仅2个样本，单点误判影响显著，整体准确率75%。该混淆模式可能源于小样本随机波动，而非固定的声学相似。</w:t>
+        <w:t>过拟合评估：训练准确率 99.5% 与验证准确率 75% 的差距为 24.5%，考虑到训练集经过 Mixup 增强且模型参数量仅 5 万，该差距在可接受范围内。相比未使用数据增强的 LSTM（训练 100%，验证 60%），本模型泛化能力明显提升。</w:t>
       </w:r>
     </w:p>
     <w:p>
       <w:pPr>
         <w:numPr>
+          <w:ilvl w:val="0"/>
           <w:numId w:val="0"/>
         </w:numPr>
         <w:rPr>
@@ -3828,91 +4043,19 @@
           <w:bCs w:val="0"/>
           <w:lang w:val="en-US" w:eastAsia="zh-CN"/>
         </w:rPr>
-        <w:t xml:space="preserve"> </w:t>
-      </w:r>
-    </w:p>
-    <w:p>
-      <w:pPr>
-        <w:numPr>
-          <w:numId w:val="0"/>
-        </w:numPr>
+        <w:t>本模型在干净验证集上准确率为75%，未能进一步提升的主要原因为：训练样本仅200个（每类20个），深度学习模型难以充分学习各类发音的完整变体；验证集仅20个样本（每类2个），单样本误判即造成较大统计波动；MFCC动态特征虽保留了时序信息，但对部分声学相似的</w:t>
+      </w:r>
+      <w:bookmarkStart w:id="0" w:name="_GoBack"/>
+      <w:bookmarkEnd w:id="0"/>
+      <w:r>
         <w:rPr>
           <w:rFonts w:hint="eastAsia"/>
           <w:b w:val="0"/>
           <w:bCs w:val="0"/>
           <w:lang w:val="en-US" w:eastAsia="zh-CN"/>
         </w:rPr>
-      </w:pPr>
-      <w:r>
-        <w:rPr>
-          <w:rFonts w:hint="eastAsia"/>
-          <w:b w:val="0"/>
-          <w:bCs w:val="0"/>
-          <w:lang w:val="en-US" w:eastAsia="zh-CN"/>
-        </w:rPr>
-        <w:t>总体表现：矩阵对角线上的总和为 15（20 个样本中正确识别 15 个），总体准确率为 75%。模型未出现将所有样本判为同一类的极端错误，表明网络学到了有效的数字区分信息。</w:t>
-      </w:r>
-    </w:p>
-    <w:p>
-      <w:pPr>
-        <w:numPr>
-          <w:numId w:val="0"/>
-        </w:numPr>
-        <w:rPr>
-          <w:rFonts w:hint="eastAsia"/>
-          <w:b w:val="0"/>
-          <w:bCs w:val="0"/>
-          <w:lang w:val="en-US" w:eastAsia="zh-CN"/>
-        </w:rPr>
-      </w:pPr>
-    </w:p>
-    <w:p>
-      <w:pPr>
-        <w:numPr>
-          <w:numId w:val="0"/>
-        </w:numPr>
-        <w:rPr>
-          <w:rFonts w:hint="eastAsia"/>
-          <w:b w:val="0"/>
-          <w:bCs w:val="0"/>
-          <w:lang w:val="en-US" w:eastAsia="zh-CN"/>
-        </w:rPr>
-      </w:pPr>
-      <w:r>
-        <w:rPr>
-          <w:rFonts w:hint="eastAsia"/>
-          <w:b w:val="0"/>
-          <w:bCs w:val="0"/>
-          <w:lang w:val="en-US" w:eastAsia="zh-CN"/>
-        </w:rPr>
-        <w:t>过拟合评估：训练准确率 99.5% 与验证准确率 75% 的差距为 24.5%，考虑到训练集经过 Mixup 增强且模型参数量仅 5 万，该差距在可接受范围内。相比未使用数据增强的 LSTM（训练 100%，验证 60%），本模型泛化能力明显提升。</w:t>
-      </w:r>
-    </w:p>
-    <w:p>
-      <w:pPr>
-        <w:numPr>
-          <w:numId w:val="0"/>
-        </w:numPr>
-        <w:rPr>
-          <w:rFonts w:hint="eastAsia"/>
-          <w:b/>
-          <w:bCs/>
-          <w:lang w:val="en-US" w:eastAsia="zh-CN"/>
-        </w:rPr>
-      </w:pPr>
-    </w:p>
-    <w:p>
-      <w:pPr>
-        <w:numPr>
-          <w:numId w:val="0"/>
-        </w:numPr>
-        <w:rPr>
-          <w:rFonts w:hint="eastAsia"/>
-          <w:b/>
-          <w:bCs/>
-          <w:lang w:val="en-US" w:eastAsia="zh-CN"/>
-        </w:rPr>
-      </w:pPr>
+        <w:t>数字（如6与9）仍存在区分瓶颈。在当前数据条件下，75%是模型的合理性能上界。</w:t>
+      </w:r>
     </w:p>
     <w:sectPr>
       <w:pgSz w:w="11906" w:h="16838"/>
@@ -4023,7 +4166,7 @@
     <w:lsdException w:qFormat="1" w:unhideWhenUsed="0" w:uiPriority="10" w:semiHidden="0" w:name="Title"/>
     <w:lsdException w:uiPriority="99" w:name="Closing"/>
     <w:lsdException w:uiPriority="99" w:name="Signature"/>
-    <w:lsdException w:uiPriority="1" w:semiHidden="0" w:name="Default Paragraph Font"/>
+    <w:lsdException w:qFormat="1" w:uiPriority="1" w:semiHidden="0" w:name="Default Paragraph Font"/>
     <w:lsdException w:uiPriority="99" w:name="Body Text"/>
     <w:lsdException w:uiPriority="99" w:name="Body Text Indent"/>
     <w:lsdException w:uiPriority="99" w:name="List Continue"/>
@@ -4106,7 +4249,7 @@
     <w:lsdException w:uiPriority="99" w:name="Table Web 2"/>
     <w:lsdException w:uiPriority="99" w:name="Table Web 3"/>
     <w:lsdException w:uiPriority="99" w:name="Balloon Text"/>
-    <w:lsdException w:unhideWhenUsed="0" w:uiPriority="39" w:semiHidden="0" w:name="Table Grid"/>
+    <w:lsdException w:qFormat="1" w:unhideWhenUsed="0" w:uiPriority="39" w:semiHidden="0" w:name="Table Grid"/>
     <w:lsdException w:uiPriority="99" w:name="Table Theme"/>
     <w:lsdException w:unhideWhenUsed="0" w:uiPriority="60" w:semiHidden="0" w:name="Light Shading"/>
     <w:lsdException w:unhideWhenUsed="0" w:uiPriority="61" w:semiHidden="0" w:name="Light List"/>
@@ -4444,6 +4587,7 @@
   <w:style w:type="character" w:default="1" w:styleId="15">
     <w:name w:val="Default Paragraph Font"/>
     <w:unhideWhenUsed/>
+    <w:qFormat/>
     <w:uiPriority w:val="1"/>
   </w:style>
   <w:style w:type="table" w:default="1" w:styleId="13">
@@ -4510,6 +4654,7 @@
   <w:style w:type="table" w:styleId="14">
     <w:name w:val="Table Grid"/>
     <w:basedOn w:val="13"/>
+    <w:qFormat/>
     <w:uiPriority w:val="39"/>
     <w:pPr>
       <w:widowControl w:val="0"/>
@@ -4614,6 +4759,7 @@
     <w:basedOn w:val="15"/>
     <w:link w:val="8"/>
     <w:semiHidden/>
+    <w:qFormat/>
     <w:uiPriority w:val="9"/>
     <w:rPr>
       <w:rFonts w:cstheme="majorBidi"/>
